--- a/C_codespace/2 kurs/1-st senester/programming languages/laboratory work/1-st lab/Dima/БПИ24-02. Пузынин. Лаб №1.docx
+++ b/C_codespace/2 kurs/1-st senester/programming languages/laboratory work/1-st lab/Dima/БПИ24-02. Пузынин. Лаб №1.docx
@@ -862,7 +862,6 @@
           <w:b/>
           <w:bCs/>
           <w:noProof/>
-          <w:lang w:val="en-US"/>
           <w14:ligatures w14:val="standardContextual"/>
         </w:rPr>
       </w:pPr>
@@ -887,7 +886,6 @@
           <w:b/>
           <w:bCs/>
           <w:noProof/>
-          <w:lang w:val="en-US"/>
           <w14:ligatures w14:val="standardContextual"/>
         </w:rPr>
         <w:t>:</w:t>
@@ -900,74 +898,6 @@
         <w:jc w:val="left"/>
       </w:pPr>
       <w:r>
-        <w:t>Реализовать программу, используя классы, конструкторы, методы ввода</w:t>
-      </w:r>
-      <w:r>
-        <w:t>/</w:t>
-      </w:r>
-      <w:r>
-        <w:t xml:space="preserve">вывода данных, сеттеры и геттеры, выборка. </w:t>
-      </w:r>
-      <w:r>
-        <w:t xml:space="preserve">Реализовать перегрузку операторов </w:t>
-      </w:r>
-      <w:proofErr w:type="gramStart"/>
-      <w:r>
-        <w:t>&lt;&lt; и</w:t>
-      </w:r>
-      <w:proofErr w:type="gramEnd"/>
-      <w:r>
-        <w:t xml:space="preserve"> &gt;&gt; для ввода/вывода в поток</w:t>
-      </w:r>
-      <w:r>
-        <w:t xml:space="preserve">. </w:t>
-      </w:r>
-      <w:r>
-        <w:t xml:space="preserve">Реализовать статический метод </w:t>
-      </w:r>
-      <w:proofErr w:type="spellStart"/>
-      <w:r>
-        <w:t>readFromFile</w:t>
-      </w:r>
-      <w:proofErr w:type="spellEnd"/>
-      <w:r>
-        <w:t xml:space="preserve">. </w:t>
-      </w:r>
-      <w:r>
-        <w:t xml:space="preserve">Реализовать статический метод </w:t>
-      </w:r>
-      <w:proofErr w:type="spellStart"/>
-      <w:r>
-        <w:t>writeToFile</w:t>
-      </w:r>
-      <w:proofErr w:type="spellEnd"/>
-      <w:r>
-        <w:t xml:space="preserve">. </w:t>
-      </w:r>
-      <w:r>
-        <w:t>Перегрузить операторы сравнения</w:t>
-      </w:r>
-      <w:r>
-        <w:t xml:space="preserve">. </w:t>
-      </w:r>
-      <w:r>
-        <w:t>Реализовать функцию сортировки массива объектов</w:t>
-      </w:r>
-      <w:r>
-        <w:t xml:space="preserve">. </w:t>
-      </w:r>
-      <w:r>
-        <w:t xml:space="preserve">Реализовать все выборки из варианта, работающие уже с массивом объектов. Реализовать текстовое меню с помощью </w:t>
-      </w:r>
-      <w:proofErr w:type="spellStart"/>
-      <w:r>
-        <w:t>switch-case</w:t>
-      </w:r>
-      <w:proofErr w:type="spellEnd"/>
-      <w:r>
-        <w:t xml:space="preserve"> в цикле. </w:t>
-      </w:r>
-      <w:r>
         <w:t>Поля: ФИО, Должность, Отдел, Зарплата, Год приема на работу.</w:t>
       </w:r>
     </w:p>
@@ -1009,16 +939,6 @@
       </w:pPr>
       <w:r>
         <w:t>в) Список сотрудников, работающих в компании больше 5 лет.</w:t>
-      </w:r>
-    </w:p>
-    <w:p>
-      <w:pPr>
-        <w:spacing w:after="160" w:line="278" w:lineRule="auto"/>
-        <w:ind w:firstLine="0"/>
-        <w:jc w:val="left"/>
-      </w:pPr>
-      <w:r>
-        <w:t>Сортировка: по зарплате (по убыванию).</w:t>
       </w:r>
     </w:p>
     <w:p>
@@ -1031,6 +951,9 @@
           <w14:ligatures w14:val="standardContextual"/>
         </w:rPr>
       </w:pPr>
+      <w:r>
+        <w:t>Сортировка: по зарплате (по убыванию).</w:t>
+      </w:r>
     </w:p>
     <w:p>
       <w:pPr>
@@ -1047,39 +970,18 @@
           <w:noProof/>
           <w14:ligatures w14:val="standardContextual"/>
         </w:rPr>
-        <w:t xml:space="preserve">  </w:t>
-      </w:r>
-    </w:p>
-    <w:p>
-      <w:pPr>
-        <w:spacing w:after="160" w:line="278" w:lineRule="auto"/>
-        <w:ind w:firstLine="0"/>
-        <w:jc w:val="left"/>
-        <w:rPr>
-          <w:szCs w:val="28"/>
-          <w:lang w:val="en-US"/>
-        </w:rPr>
-      </w:pPr>
-    </w:p>
-    <w:p>
-      <w:pPr>
-        <w:spacing w:after="160" w:line="278" w:lineRule="auto"/>
-        <w:ind w:firstLine="0"/>
-        <w:jc w:val="left"/>
-        <w:rPr>
-          <w:szCs w:val="28"/>
-        </w:rPr>
-      </w:pPr>
+        <w:lastRenderedPageBreak/>
+        <w:t xml:space="preserve">     </w:t>
+      </w:r>
       <w:r>
         <w:rPr>
           <w:noProof/>
           <w14:ligatures w14:val="standardContextual"/>
         </w:rPr>
-        <w:lastRenderedPageBreak/>
         <w:drawing>
-          <wp:inline distT="0" distB="0" distL="0" distR="0" wp14:anchorId="7DD6E386" wp14:editId="042BF13F">
-            <wp:extent cx="5940425" cy="8347075"/>
-            <wp:effectExtent l="0" t="0" r="3175" b="0"/>
+          <wp:inline distT="0" distB="0" distL="0" distR="0" wp14:anchorId="67300067" wp14:editId="2792CA0E">
+            <wp:extent cx="5940425" cy="5507355"/>
+            <wp:effectExtent l="0" t="0" r="3175" b="6350"/>
             <wp:docPr id="1" name="Рисунок 1"/>
             <wp:cNvGraphicFramePr>
               <a:graphicFrameLocks xmlns:a="http://schemas.openxmlformats.org/drawingml/2006/main" noChangeAspect="1"/>
@@ -1100,7 +1002,7 @@
                   <pic:spPr>
                     <a:xfrm>
                       <a:off x="0" y="0"/>
-                      <a:ext cx="5940425" cy="8347075"/>
+                      <a:ext cx="5940425" cy="5507355"/>
                     </a:xfrm>
                     <a:prstGeom prst="rect">
                       <a:avLst/>
@@ -1112,16 +1014,6 @@
           </wp:inline>
         </w:drawing>
       </w:r>
-    </w:p>
-    <w:p>
-      <w:pPr>
-        <w:spacing w:after="160" w:line="278" w:lineRule="auto"/>
-        <w:ind w:firstLine="0"/>
-        <w:jc w:val="left"/>
-        <w:rPr>
-          <w:szCs w:val="28"/>
-        </w:rPr>
-      </w:pPr>
       <w:r>
         <w:rPr>
           <w:noProof/>
@@ -1129,10 +1021,10 @@
         </w:rPr>
         <w:lastRenderedPageBreak/>
         <w:drawing>
-          <wp:inline distT="0" distB="0" distL="0" distR="0" wp14:anchorId="05E3EB0A" wp14:editId="2F58EC78">
-            <wp:extent cx="5940425" cy="8799830"/>
-            <wp:effectExtent l="0" t="0" r="3175" b="1270"/>
-            <wp:docPr id="2" name="Рисунок 2"/>
+          <wp:inline distT="0" distB="0" distL="0" distR="0" wp14:anchorId="1211F9B7" wp14:editId="374A548D">
+            <wp:extent cx="5940425" cy="6541770"/>
+            <wp:effectExtent l="0" t="0" r="3175" b="0"/>
+            <wp:docPr id="3" name="Рисунок 3"/>
             <wp:cNvGraphicFramePr>
               <a:graphicFrameLocks xmlns:a="http://schemas.openxmlformats.org/drawingml/2006/main" noChangeAspect="1"/>
             </wp:cNvGraphicFramePr>
@@ -1152,7 +1044,7 @@
                   <pic:spPr>
                     <a:xfrm>
                       <a:off x="0" y="0"/>
-                      <a:ext cx="5940425" cy="8799830"/>
+                      <a:ext cx="5940425" cy="6541770"/>
                     </a:xfrm>
                     <a:prstGeom prst="rect">
                       <a:avLst/>
@@ -1169,19 +1061,12 @@
           <w:noProof/>
           <w14:ligatures w14:val="standardContextual"/>
         </w:rPr>
-        <w:t xml:space="preserve"> </w:t>
-      </w:r>
-      <w:r>
-        <w:rPr>
-          <w:noProof/>
-          <w14:ligatures w14:val="standardContextual"/>
-        </w:rPr>
         <w:lastRenderedPageBreak/>
         <w:drawing>
-          <wp:inline distT="0" distB="0" distL="0" distR="0" wp14:anchorId="6CEA7A2A" wp14:editId="16216E92">
-            <wp:extent cx="5940425" cy="8559800"/>
+          <wp:inline distT="0" distB="0" distL="0" distR="0" wp14:anchorId="62131668" wp14:editId="11FA16FE">
+            <wp:extent cx="5940425" cy="6710680"/>
             <wp:effectExtent l="0" t="0" r="3175" b="0"/>
-            <wp:docPr id="7" name="Рисунок 7"/>
+            <wp:docPr id="6" name="Рисунок 6"/>
             <wp:cNvGraphicFramePr>
               <a:graphicFrameLocks xmlns:a="http://schemas.openxmlformats.org/drawingml/2006/main" noChangeAspect="1"/>
             </wp:cNvGraphicFramePr>
@@ -1201,7 +1086,7 @@
                   <pic:spPr>
                     <a:xfrm>
                       <a:off x="0" y="0"/>
-                      <a:ext cx="5940425" cy="8559800"/>
+                      <a:ext cx="5940425" cy="6710680"/>
                     </a:xfrm>
                     <a:prstGeom prst="rect">
                       <a:avLst/>
@@ -1218,19 +1103,12 @@
           <w:noProof/>
           <w14:ligatures w14:val="standardContextual"/>
         </w:rPr>
-        <w:t xml:space="preserve"> </w:t>
-      </w:r>
-      <w:r>
-        <w:rPr>
-          <w:noProof/>
-          <w14:ligatures w14:val="standardContextual"/>
-        </w:rPr>
         <w:lastRenderedPageBreak/>
         <w:drawing>
-          <wp:inline distT="0" distB="0" distL="0" distR="0" wp14:anchorId="0258F61C" wp14:editId="0159B6B4">
-            <wp:extent cx="5940425" cy="4144010"/>
-            <wp:effectExtent l="0" t="0" r="3175" b="8890"/>
-            <wp:docPr id="10" name="Рисунок 10"/>
+          <wp:inline distT="0" distB="0" distL="0" distR="0" wp14:anchorId="5953A831" wp14:editId="62B6B382">
+            <wp:extent cx="5940425" cy="5154930"/>
+            <wp:effectExtent l="0" t="0" r="3175" b="7620"/>
+            <wp:docPr id="4" name="Рисунок 4"/>
             <wp:cNvGraphicFramePr>
               <a:graphicFrameLocks xmlns:a="http://schemas.openxmlformats.org/drawingml/2006/main" noChangeAspect="1"/>
             </wp:cNvGraphicFramePr>
@@ -1250,7 +1128,7 @@
                   <pic:spPr>
                     <a:xfrm>
                       <a:off x="0" y="0"/>
-                      <a:ext cx="5940425" cy="4144010"/>
+                      <a:ext cx="5940425" cy="5154930"/>
                     </a:xfrm>
                     <a:prstGeom prst="rect">
                       <a:avLst/>
@@ -1267,19 +1145,12 @@
           <w:noProof/>
           <w14:ligatures w14:val="standardContextual"/>
         </w:rPr>
-        <w:t xml:space="preserve"> </w:t>
-      </w:r>
-      <w:r>
-        <w:rPr>
-          <w:noProof/>
-          <w14:ligatures w14:val="standardContextual"/>
-        </w:rPr>
         <w:lastRenderedPageBreak/>
         <w:drawing>
-          <wp:inline distT="0" distB="0" distL="0" distR="0" wp14:anchorId="399CF653" wp14:editId="7DF297C2">
-            <wp:extent cx="5940425" cy="8586470"/>
-            <wp:effectExtent l="0" t="0" r="3175" b="5080"/>
-            <wp:docPr id="11" name="Рисунок 11"/>
+          <wp:inline distT="0" distB="0" distL="0" distR="0" wp14:anchorId="44A89411" wp14:editId="58219A40">
+            <wp:extent cx="5940425" cy="5998845"/>
+            <wp:effectExtent l="0" t="0" r="3175" b="1905"/>
+            <wp:docPr id="8" name="Рисунок 8"/>
             <wp:cNvGraphicFramePr>
               <a:graphicFrameLocks xmlns:a="http://schemas.openxmlformats.org/drawingml/2006/main" noChangeAspect="1"/>
             </wp:cNvGraphicFramePr>
@@ -1299,7 +1170,7 @@
                   <pic:spPr>
                     <a:xfrm>
                       <a:off x="0" y="0"/>
-                      <a:ext cx="5940425" cy="8586470"/>
+                      <a:ext cx="5940425" cy="5998845"/>
                     </a:xfrm>
                     <a:prstGeom prst="rect">
                       <a:avLst/>
@@ -1316,19 +1187,11 @@
           <w:noProof/>
           <w14:ligatures w14:val="standardContextual"/>
         </w:rPr>
-        <w:t xml:space="preserve"> </w:t>
-      </w:r>
-      <w:r>
-        <w:rPr>
-          <w:noProof/>
-          <w14:ligatures w14:val="standardContextual"/>
-        </w:rPr>
-        <w:lastRenderedPageBreak/>
         <w:drawing>
-          <wp:inline distT="0" distB="0" distL="0" distR="0" wp14:anchorId="7A08DD2A" wp14:editId="4EF1FC45">
-            <wp:extent cx="5940425" cy="7146290"/>
+          <wp:inline distT="0" distB="0" distL="0" distR="0" wp14:anchorId="28BA40C5" wp14:editId="03330FC5">
+            <wp:extent cx="5940425" cy="2865120"/>
             <wp:effectExtent l="0" t="0" r="3175" b="0"/>
-            <wp:docPr id="15" name="Рисунок 15"/>
+            <wp:docPr id="18" name="Рисунок 18"/>
             <wp:cNvGraphicFramePr>
               <a:graphicFrameLocks xmlns:a="http://schemas.openxmlformats.org/drawingml/2006/main" noChangeAspect="1"/>
             </wp:cNvGraphicFramePr>
@@ -1348,7 +1211,7 @@
                   <pic:spPr>
                     <a:xfrm>
                       <a:off x="0" y="0"/>
-                      <a:ext cx="5940425" cy="7146290"/>
+                      <a:ext cx="5940425" cy="2865120"/>
                     </a:xfrm>
                     <a:prstGeom prst="rect">
                       <a:avLst/>
@@ -1365,19 +1228,12 @@
           <w:noProof/>
           <w14:ligatures w14:val="standardContextual"/>
         </w:rPr>
-        <w:t xml:space="preserve"> </w:t>
-      </w:r>
-      <w:r>
-        <w:rPr>
-          <w:noProof/>
-          <w14:ligatures w14:val="standardContextual"/>
-        </w:rPr>
         <w:lastRenderedPageBreak/>
         <w:drawing>
-          <wp:inline distT="0" distB="0" distL="0" distR="0" wp14:anchorId="45535AA4" wp14:editId="29C913CE">
-            <wp:extent cx="5323809" cy="2238095"/>
-            <wp:effectExtent l="0" t="0" r="0" b="0"/>
-            <wp:docPr id="16" name="Рисунок 16"/>
+          <wp:inline distT="0" distB="0" distL="0" distR="0" wp14:anchorId="1CC05F0B" wp14:editId="6F75FCE9">
+            <wp:extent cx="5940425" cy="6341110"/>
+            <wp:effectExtent l="0" t="0" r="3175" b="2540"/>
+            <wp:docPr id="19" name="Рисунок 19"/>
             <wp:cNvGraphicFramePr>
               <a:graphicFrameLocks xmlns:a="http://schemas.openxmlformats.org/drawingml/2006/main" noChangeAspect="1"/>
             </wp:cNvGraphicFramePr>
@@ -1397,7 +1253,7 @@
                   <pic:spPr>
                     <a:xfrm>
                       <a:off x="0" y="0"/>
-                      <a:ext cx="5323809" cy="2238095"/>
+                      <a:ext cx="5940425" cy="6341110"/>
                     </a:xfrm>
                     <a:prstGeom prst="rect">
                       <a:avLst/>
@@ -1409,28 +1265,17 @@
           </wp:inline>
         </w:drawing>
       </w:r>
-    </w:p>
-    <w:p>
-      <w:pPr>
-        <w:spacing w:after="160" w:line="278" w:lineRule="auto"/>
-        <w:ind w:firstLine="0"/>
-        <w:jc w:val="left"/>
+      <w:r>
         <w:rPr>
           <w:noProof/>
           <w14:ligatures w14:val="standardContextual"/>
         </w:rPr>
-      </w:pPr>
-      <w:r>
-        <w:rPr>
-          <w:noProof/>
-          <w14:ligatures w14:val="standardContextual"/>
-        </w:rPr>
         <w:lastRenderedPageBreak/>
         <w:drawing>
-          <wp:inline distT="0" distB="0" distL="0" distR="0" wp14:anchorId="701ED819" wp14:editId="4919EBC0">
-            <wp:extent cx="5940425" cy="6919595"/>
-            <wp:effectExtent l="0" t="0" r="3175" b="0"/>
-            <wp:docPr id="9" name="Рисунок 9"/>
+          <wp:inline distT="0" distB="0" distL="0" distR="0" wp14:anchorId="20768384" wp14:editId="580838EF">
+            <wp:extent cx="5939618" cy="4735286"/>
+            <wp:effectExtent l="0" t="0" r="4445" b="8255"/>
+            <wp:docPr id="20" name="Рисунок 20"/>
             <wp:cNvGraphicFramePr>
               <a:graphicFrameLocks xmlns:a="http://schemas.openxmlformats.org/drawingml/2006/main" noChangeAspect="1"/>
             </wp:cNvGraphicFramePr>
@@ -1450,7 +1295,7 @@
                   <pic:spPr>
                     <a:xfrm>
                       <a:off x="0" y="0"/>
-                      <a:ext cx="5940425" cy="6919595"/>
+                      <a:ext cx="5964761" cy="4755331"/>
                     </a:xfrm>
                     <a:prstGeom prst="rect">
                       <a:avLst/>
@@ -1467,19 +1312,11 @@
           <w:noProof/>
           <w14:ligatures w14:val="standardContextual"/>
         </w:rPr>
-        <w:t xml:space="preserve"> </w:t>
-      </w:r>
-      <w:r>
-        <w:rPr>
-          <w:noProof/>
-          <w14:ligatures w14:val="standardContextual"/>
-        </w:rPr>
-        <w:lastRenderedPageBreak/>
         <w:drawing>
-          <wp:inline distT="0" distB="0" distL="0" distR="0" wp14:anchorId="0DE28C7B" wp14:editId="051BF72F">
-            <wp:extent cx="5940425" cy="3371850"/>
-            <wp:effectExtent l="0" t="0" r="3175" b="0"/>
-            <wp:docPr id="12" name="Рисунок 12"/>
+          <wp:inline distT="0" distB="0" distL="0" distR="0" wp14:anchorId="5F38EBAA" wp14:editId="31973D58">
+            <wp:extent cx="5940425" cy="4455160"/>
+            <wp:effectExtent l="0" t="0" r="3175" b="2540"/>
+            <wp:docPr id="22" name="Рисунок 22"/>
             <wp:cNvGraphicFramePr>
               <a:graphicFrameLocks xmlns:a="http://schemas.openxmlformats.org/drawingml/2006/main" noChangeAspect="1"/>
             </wp:cNvGraphicFramePr>
@@ -1499,7 +1336,7 @@
                   <pic:spPr>
                     <a:xfrm>
                       <a:off x="0" y="0"/>
-                      <a:ext cx="5940425" cy="3371850"/>
+                      <a:ext cx="5940425" cy="4455160"/>
                     </a:xfrm>
                     <a:prstGeom prst="rect">
                       <a:avLst/>
@@ -1516,18 +1353,12 @@
           <w:noProof/>
           <w14:ligatures w14:val="standardContextual"/>
         </w:rPr>
-        <w:t xml:space="preserve"> </w:t>
-      </w:r>
-      <w:r>
-        <w:rPr>
-          <w:noProof/>
-          <w14:ligatures w14:val="standardContextual"/>
-        </w:rPr>
+        <w:lastRenderedPageBreak/>
         <w:drawing>
-          <wp:inline distT="0" distB="0" distL="0" distR="0" wp14:anchorId="531FE2D4" wp14:editId="0365E058">
-            <wp:extent cx="5940425" cy="5434330"/>
+          <wp:inline distT="0" distB="0" distL="0" distR="0" wp14:anchorId="701ED819" wp14:editId="4919EBC0">
+            <wp:extent cx="5940425" cy="6919595"/>
             <wp:effectExtent l="0" t="0" r="3175" b="0"/>
-            <wp:docPr id="13" name="Рисунок 13"/>
+            <wp:docPr id="9" name="Рисунок 9"/>
             <wp:cNvGraphicFramePr>
               <a:graphicFrameLocks xmlns:a="http://schemas.openxmlformats.org/drawingml/2006/main" noChangeAspect="1"/>
             </wp:cNvGraphicFramePr>
@@ -1547,6 +1378,103 @@
                   <pic:spPr>
                     <a:xfrm>
                       <a:off x="0" y="0"/>
+                      <a:ext cx="5940425" cy="6919595"/>
+                    </a:xfrm>
+                    <a:prstGeom prst="rect">
+                      <a:avLst/>
+                    </a:prstGeom>
+                  </pic:spPr>
+                </pic:pic>
+              </a:graphicData>
+            </a:graphic>
+          </wp:inline>
+        </w:drawing>
+      </w:r>
+      <w:r>
+        <w:rPr>
+          <w:noProof/>
+          <w14:ligatures w14:val="standardContextual"/>
+        </w:rPr>
+        <w:t xml:space="preserve"> </w:t>
+      </w:r>
+      <w:r>
+        <w:rPr>
+          <w:noProof/>
+          <w14:ligatures w14:val="standardContextual"/>
+        </w:rPr>
+        <w:lastRenderedPageBreak/>
+        <w:drawing>
+          <wp:inline distT="0" distB="0" distL="0" distR="0" wp14:anchorId="0DE28C7B" wp14:editId="051BF72F">
+            <wp:extent cx="5940425" cy="3371850"/>
+            <wp:effectExtent l="0" t="0" r="3175" b="0"/>
+            <wp:docPr id="12" name="Рисунок 12"/>
+            <wp:cNvGraphicFramePr>
+              <a:graphicFrameLocks xmlns:a="http://schemas.openxmlformats.org/drawingml/2006/main" noChangeAspect="1"/>
+            </wp:cNvGraphicFramePr>
+            <a:graphic xmlns:a="http://schemas.openxmlformats.org/drawingml/2006/main">
+              <a:graphicData uri="http://schemas.openxmlformats.org/drawingml/2006/picture">
+                <pic:pic xmlns:pic="http://schemas.openxmlformats.org/drawingml/2006/picture">
+                  <pic:nvPicPr>
+                    <pic:cNvPr id="1" name=""/>
+                    <pic:cNvPicPr/>
+                  </pic:nvPicPr>
+                  <pic:blipFill>
+                    <a:blip r:embed="rId15"/>
+                    <a:stretch>
+                      <a:fillRect/>
+                    </a:stretch>
+                  </pic:blipFill>
+                  <pic:spPr>
+                    <a:xfrm>
+                      <a:off x="0" y="0"/>
+                      <a:ext cx="5940425" cy="3371850"/>
+                    </a:xfrm>
+                    <a:prstGeom prst="rect">
+                      <a:avLst/>
+                    </a:prstGeom>
+                  </pic:spPr>
+                </pic:pic>
+              </a:graphicData>
+            </a:graphic>
+          </wp:inline>
+        </w:drawing>
+      </w:r>
+      <w:r>
+        <w:rPr>
+          <w:noProof/>
+          <w14:ligatures w14:val="standardContextual"/>
+        </w:rPr>
+        <w:t xml:space="preserve"> </w:t>
+      </w:r>
+      <w:r>
+        <w:rPr>
+          <w:noProof/>
+          <w14:ligatures w14:val="standardContextual"/>
+        </w:rPr>
+        <w:drawing>
+          <wp:inline distT="0" distB="0" distL="0" distR="0" wp14:anchorId="531FE2D4" wp14:editId="0365E058">
+            <wp:extent cx="5940425" cy="5434330"/>
+            <wp:effectExtent l="0" t="0" r="3175" b="0"/>
+            <wp:docPr id="13" name="Рисунок 13"/>
+            <wp:cNvGraphicFramePr>
+              <a:graphicFrameLocks xmlns:a="http://schemas.openxmlformats.org/drawingml/2006/main" noChangeAspect="1"/>
+            </wp:cNvGraphicFramePr>
+            <a:graphic xmlns:a="http://schemas.openxmlformats.org/drawingml/2006/main">
+              <a:graphicData uri="http://schemas.openxmlformats.org/drawingml/2006/picture">
+                <pic:pic xmlns:pic="http://schemas.openxmlformats.org/drawingml/2006/picture">
+                  <pic:nvPicPr>
+                    <pic:cNvPr id="1" name=""/>
+                    <pic:cNvPicPr/>
+                  </pic:nvPicPr>
+                  <pic:blipFill>
+                    <a:blip r:embed="rId16"/>
+                    <a:stretch>
+                      <a:fillRect/>
+                    </a:stretch>
+                  </pic:blipFill>
+                  <pic:spPr>
+                    <a:xfrm>
+                      <a:off x="0" y="0"/>
                       <a:ext cx="5940425" cy="5434330"/>
                     </a:xfrm>
                     <a:prstGeom prst="rect">
@@ -1591,7 +1519,7 @@
                     <pic:cNvPicPr/>
                   </pic:nvPicPr>
                   <pic:blipFill>
-                    <a:blip r:embed="rId15"/>
+                    <a:blip r:embed="rId17"/>
                     <a:stretch>
                       <a:fillRect/>
                     </a:stretch>
